--- a/flow/20230914_vu_template/В,У - Мінея/09-Вересень/12-__-віддання_Різдва.docx
+++ b/flow/20230914_vu_template/В,У - Мінея/09-Вересень/12-__-віддання_Різдва.docx
@@ -1364,7 +1364,7 @@
           <w:szCs w:val="24"/>
           <w:lang w:val="ru-MD"/>
         </w:rPr>
-        <w:t>Виходить чоловік до свого діла,* і до своєї праці аж до вечора.</w:t>
+        <w:t>Виходить людина до свого діла,* і до своєї праці аж до вечора.</w:t>
       </w:r>
     </w:p>
     <w:p>
@@ -1963,7 +1963,7 @@
           <w:szCs w:val="24"/>
           <w:lang w:val="ru-MD"/>
         </w:rPr>
-        <w:t xml:space="preserve">и твоєї, але вислухай, Господи, усі наші спасенні прохання, і вчини нас достойними любити і боятися тебе від усього серця нашого і творити в усьому волю твою. Бо ти є добрий і чоловіколюбний Бог, і тобі славу віддаємо: Отцю, і Сину, і Святому Духові, нині </w:t>
+        <w:t xml:space="preserve">и твоєї, але вислухай, Господи, усі наші спасенні прохання, і вчини нас достойними любити і боятися тебе від усього серця нашого і творити в усьому волю твою. Бо ти є добрий і людинолюбний Бог, і тобі славу віддаємо: Отцю, і Сину, і Святому Духові, нині </w:t>
       </w:r>
       <w:r>
         <w:rPr>
@@ -2069,7 +2069,7 @@
           <w:szCs w:val="24"/>
           <w:lang w:val="ru-MD"/>
         </w:rPr>
-        <w:t xml:space="preserve">аєш думки людські, що відаєш те, чого ми потребуємо, і багато більше, ніж ми просимо, або розуміємо. Самий ти, чоловіколюбний Царю, у всьому добрий, задовольни нас багатством твоїх ласк, щоб ми непостидною совістю призивали святе ім'я твоє; і не введи нас </w:t>
+        <w:t xml:space="preserve">аєш думки людські, що відаєш те, чого ми потребуємо, і багато більше, ніж ми просимо, або розуміємо. Самий ти, людинолюбний Царю, у всьому добрий, задовольни нас багатством твоїх ласк, щоб ми непостидною совістю призивали святе ім'я твоє; і не введи нас </w:t>
       </w:r>
       <w:r>
         <w:rPr>
@@ -2135,7 +2135,7 @@
           <w:szCs w:val="24"/>
           <w:lang w:val="ru-MD"/>
         </w:rPr>
-        <w:t xml:space="preserve"> твого Духа, − милістю, щедротами і чоловіколюб'ям єдинородного Сина твого, з яким і ти є благословенний, з пресвятим, добрим і животворящим твоїм Духом, нині і повсякчас, і на віки віків. Амінь.</w:t>
+        <w:t xml:space="preserve"> твого Духа, − милістю, щедротами і людинолюб'ям єдинородного Сина твого, з яким і ти є благословенний, з пресвятим, добрим і животворящим твоїм Духом, нині і повсякчас, і на віки віків. Амінь.</w:t>
       </w:r>
     </w:p>
     <w:p>
@@ -2183,7 +2183,7 @@
           <w:szCs w:val="24"/>
           <w:lang w:val="ru-MD"/>
         </w:rPr>
-        <w:t>твоєю славою і величати тебе одного і доброго, і чоловіколюбного Бога нашого. Бо ти Бог наш і тобі славу віддаємо: Отцю, і Сину, і Святому Духові, нині і повсякчас, і на віки віків. Амінь.</w:t>
+        <w:t>твоєю славою і величати тебе одного і доброго, і людинолюбного Бога нашого. Бо ти Бог наш і тобі славу віддаємо: Отцю, і Сину, і Святому Духові, нині і повсякчас, і на віки віків. Амінь.</w:t>
       </w:r>
     </w:p>
     <w:p>
@@ -2240,7 +2240,7 @@
           <w:szCs w:val="24"/>
           <w:lang w:val="ru-MD"/>
         </w:rPr>
-        <w:t>ринести тобі вечірнє славослов'я. Направ, Чоловіколюбче, молитву нашу, немов кадило, перед тобою і прийми її, як благовонний запах. Дай нам мирний цей вечір і близьку вже ніч; зодягни нас у броню світла; визволь нас від нічного страху і всякої речі, що в т</w:t>
+        <w:t>ринести тобі вечірнє славослов'я. Направ, Людинолюбче, молитву нашу, немов кадило, перед тобою і прийми її, як благовонний запах. Дай нам мирний цей вечір і близьку вже ніч; зодягни нас у броню світла; визволь нас від нічного страху і всякої речі, що в т</w:t>
       </w:r>
       <w:r>
         <w:rPr>
@@ -2258,7 +2258,7 @@
           <w:szCs w:val="24"/>
           <w:lang w:val="ru-MD"/>
         </w:rPr>
-        <w:t xml:space="preserve">, встанемо в душевній радості до звеличування твоєї доброти, приносячи твоєму милосердю молитви і моління, за наші і всіх твоїх людей провини. Відвідай їх задля молитов святої Богородиці. Бо ти є добрий і чоловіколюбний </w:t>
+        <w:t xml:space="preserve">, встанемо в душевній радості до звеличування твоєї доброти, приносячи твоєму милосердю молитви і моління, за наші і всіх твоїх людей провини. Відвідай їх задля молитов святої Богородиці. Бо ти є добрий і людинолюбний </w:t>
       </w:r>
       <w:r>
         <w:rPr>
@@ -7560,7 +7560,7 @@
           <w:sz w:val="24"/>
           <w:szCs w:val="24"/>
         </w:rPr>
-        <w:t>є те, що чуже його природі,* і заблуканим вчиняє спасіння своїм тілом,* − Христос чоловіколюбець і визволитель душ наших.</w:t>
+        <w:t>є те, що чуже його природі,* і заблуканим вчиняє спасіння своїм тілом,* − Христос людинаолюбець і визволитель душ наших.</w:t>
       </w:r>
     </w:p>
     <w:p>
@@ -9875,7 +9875,7 @@
           <w:szCs w:val="24"/>
           <w:u w:val="single"/>
         </w:rPr>
-        <w:t>і, щоб володіли ніччю, нас же грішних вчинив достойними і в теперішню годину стати перед твоїм обличчям, щоб тебе визнавати і принести тобі вечірнє славослов'я. Направ, Чоловіколюбче, молитву нашу, немов кадило, перед тобою і прийми її, як благовонний запа</w:t>
+        <w:t>і, щоб володіли ніччю, нас же грішних вчинив достойними і в теперішню годину стати перед твоїм обличчям, щоб тебе визнавати і принести тобі вечірнє славослов'я. Направ, Людинолюбче, молитву нашу, немов кадило, перед тобою і прийми її, як благовонний запа</w:t>
       </w:r>
       <w:r>
         <w:rPr>
@@ -10165,7 +10165,7 @@
           <w:sz w:val="24"/>
           <w:szCs w:val="24"/>
         </w:rPr>
-        <w:t xml:space="preserve"> Господи, Боже наш, що прихилив небо і зійшов на спасіння людського роду! Зглянься на слуг твоїх і на спадкоємство твоє, бо перед тобою, страшним і чоловіколюбним Суддею, слуг</w:t>
+        <w:t xml:space="preserve"> Господи, Боже наш, що прихилив небо і зійшов на спасіння людського роду! Зглянься на слуг твоїх і на спадкоємство твоє, бо перед тобою, страшним і людинолюбним Суддею, слуг</w:t>
       </w:r>
       <w:r>
         <w:rPr>
@@ -11997,7 +11997,7 @@
           <w:sz w:val="24"/>
           <w:szCs w:val="24"/>
         </w:rPr>
-        <w:t xml:space="preserve"> і спасе нас, як благий і чоловіколюбець.</w:t>
+        <w:t xml:space="preserve"> і спасе нас, як благий і людинолюбний.</w:t>
       </w:r>
     </w:p>
     <w:p>
@@ -13551,7 +13551,7 @@
           <w:sz w:val="24"/>
           <w:szCs w:val="24"/>
         </w:rPr>
-        <w:t>о до тих, що сходять у яму.* Я став як чоловік, що допомоги не має.</w:t>
+        <w:t>о до тих, що сходять у яму.* Я став як людина, що допомоги не має.</w:t>
       </w:r>
     </w:p>
     <w:p>
@@ -15232,7 +15232,7 @@
           <w:sz w:val="24"/>
           <w:szCs w:val="24"/>
         </w:rPr>
-        <w:t xml:space="preserve">и нам. Не відкинь нас від лиця твого, але дозволь, як Добрий і Чоловіколюбець, аж до останнього нашого віддиху появляти тобі жертву справедливости й приноси на святих твоїх жертовниках, милістю і ласками і чоловіколюб'ям єдинородного Сина твого, з яким ти </w:t>
+        <w:t xml:space="preserve">и нам. Не відкинь нас від лиця твого, але дозволь, як Добрий і Людинолюбець, аж до останнього нашого віддиху появляти тобі жертву справедливости й приноси на святих твоїх жертовниках, милістю і ласками і людинолюб'ям єдинородного Сина твого, з яким ти </w:t>
       </w:r>
       <w:r>
         <w:rPr>
@@ -17578,7 +17578,7 @@
           <w:sz w:val="24"/>
           <w:szCs w:val="24"/>
         </w:rPr>
-        <w:t>Бо Ти благий і Чоловіколюбець Бог єси і Тобі славу возсилаємо Отцю, і Сину, і Святому Духові</w:t>
+        <w:t>Бо Ти благий і Людинолюбець Бог єси і Тобі славу возсилаємо Отцю, і Сину, і Святому Духові</w:t>
       </w:r>
       <w:r>
         <w:rPr>
@@ -18266,7 +18266,7 @@
           <w:szCs w:val="24"/>
           <w:u w:val="single"/>
         </w:rPr>
-        <w:t>рце ж чисте вчини в нас і Духом владичним утверди нас, і радість спасіння твого яви нам. Не відкинь нас від лиця твого, але дозволь, як Добрий і Чоловіколюбець, аж до останнього нашого віддиху появляти тобі жертву справедливости й приноси на святих твоїх ж</w:t>
+        <w:t>рце ж чисте вчини в нас і Духом владичним утверди нас, і радість спасіння твого яви нам. Не відкинь нас від лиця твого, але дозволь, як Добрий і Людинолюбець, аж до останнього нашого віддиху появляти тобі жертву справедливости й приноси на святих твоїх ж</w:t>
       </w:r>
       <w:r>
         <w:rPr>
@@ -18275,7 +18275,7 @@
           <w:szCs w:val="24"/>
           <w:u w:val="single"/>
         </w:rPr>
-        <w:t>ертовниках, милістю і ласками і чоловіколюб'ям єдинородного Сина твого, з яким ти є благословенний з пресвятим, добрим і животворящим твоїм Духом, нині й повсякчас, і на віки віків. Амінь.]</w:t>
+        <w:t>ертовниках, милістю і ласками і людинолюб'ям єдинородного Сина твого, з яким ти є благословенний з пресвятим, добрим і животворящим твоїм Духом, нині й повсякчас, і на віки віків. Амінь.]</w:t>
       </w:r>
     </w:p>
     <w:p>
@@ -24771,7 +24771,7 @@
           <w:sz w:val="24"/>
           <w:szCs w:val="24"/>
         </w:rPr>
-        <w:t>ягни руку твою невидиму від святого житла твого і благослови всіх нас; а якщо ми де в чому згрішили добровільно чи недобровільно, як добрий і чоловіколюбний Бог, прости і даруй нам земні й небесні добра твої:</w:t>
+        <w:t>ягни руку твою невидиму від святого житла твого і благослови всіх нас; а якщо ми де в чому згрішили добровільно чи недобровільно, як добрий і людинолюбний Бог, прости і даруй нам земні й небесні добра твої:</w:t>
       </w:r>
     </w:p>
     <w:p>
@@ -25218,7 +25218,7 @@
           <w:sz w:val="24"/>
           <w:szCs w:val="24"/>
         </w:rPr>
-        <w:t>, і всіх святих, помилує і спасе нас, як благий і чоловіколюбець.</w:t>
+        <w:t>, і всіх святих, помилує і спасе нас, як благий і людинолюбний.</w:t>
       </w:r>
     </w:p>
     <w:p>
